--- a/backend/data/attachments/research_consumer_11.docx
+++ b/backend/data/attachments/research_consumer_11.docx
@@ -21,9 +21,9 @@
       <w:r>
         <w:t>报告主题：消费行业深度研究</w:t>
         <w:br/>
-        <w:t>报告日期：2024-06-07</w:t>
+        <w:t>报告日期：2025-01-07</w:t>
         <w:br/>
-        <w:t>分析师：李文博</w:t>
+        <w:t>分析师：郑晓东</w:t>
       </w:r>
     </w:p>
     <w:p>
@@ -33,7 +33,7 @@
     </w:p>
     <w:p>
       <w:r>
-        <w:t>本报告期内，市场整体呈现窄幅整理态势。主要受货币政策宽松驱动。</w:t>
+        <w:t>本报告期内，市场整体呈现震荡上行态势。主要受经济数据改善驱动。</w:t>
       </w:r>
     </w:p>
     <w:p>
@@ -53,7 +53,7 @@
     </w:p>
     <w:p>
       <w:r>
-        <w:t>建议防御为主，重点关注优质龙头企业。</w:t>
+        <w:t>建议积极配置，重点关注高股息标的。</w:t>
       </w:r>
     </w:p>
     <w:sectPr>
